--- a/backend/modelos/_procuracoes_rotativas/P06.docx
+++ b/backend/modelos/_procuracoes_rotativas/P06.docx
@@ -67,7 +67,7 @@
           <w:rFonts w:ascii="Arial" w:hAnsi="Arial"/>
           <w:sz w:val="24"/>
         </w:rPr>
-        <w:t>PODERES: Pelo presente instrumento, o(a) outorgante confere ao(à) outorgado(a) poderes gerais para representá-lo(a) perante qualquer juízo, foro ou instância e, de forma específica, para promover ação judicial em face de {{ administradora }}, podendo o(a) procurador(a) postular, requerer, contestar, impugnar, defender, apresentar manifestações, produzir provas, acompanhar o processo em todas as suas fases e instâncias, requerer tutela de urgência, recorrer, transigir, desistir, celebrar acordos e compromissos, receber e dar quitação, levantar e receber alvarás judiciais, extrair cópias, solicitar e receber documentos, bem como praticar todos os atos necessários ao fiel cumprimento deste mandato.</w:t>
+        <w:t>PODERES: Pelo presente instrumento, o(a) outorgante confere ao(à) outorgado(a) poderes gerais para representá-lo(a) perante qualquer juízo, foro ou instância e, de forma específica, para promover ação judicial em face de {{ administradora }}, podendo o(a) procurador(a) postular, requerer, contestar, impugnar, defender, apresentar manifestações, produzir provas, acompanhar o processo em todas as suas fases e instâncias, requerer tutela de urgência, recorrer, transigir, desistir, celebrar acordos, firmar acordos, firmar compromissos, receber e dar quitação, levantar e receber alvarás judiciais, extrair cópias, solicitar e receber documentos, bem como praticar todos os atos necessários ao fiel cumprimento deste mandato.</w:t>
       </w:r>
     </w:p>
     <w:p>
